--- a/FinGuard_Project_Documentation.docx
+++ b/FinGuard_Project_Documentation.docx
@@ -20,7 +20,7 @@
           <w:sz w:val="80"/>
           <w:szCs w:val="80"/>
         </w:rPr>
-        <w:t>FIN</w:t>
+        <w:t>CREDIT</w:t>
       </w:r>
       <w:r>
         <w:rPr>
@@ -30,7 +30,7 @@
           <w:sz w:val="80"/>
           <w:szCs w:val="80"/>
         </w:rPr>
-        <w:t>GUARD</w:t>
+        <w:t>SIGHT</w:t>
       </w:r>
     </w:p>
     <w:p>
@@ -86,12 +86,6 @@
         <w:gridCol w:w="3120"/>
       </w:tblGrid>
       <w:tr>
-        <w:tblPrEx>
-          <w:tblCellMar>
-            <w:top w:w="0" w:type="dxa"/>
-            <w:bottom w:w="0" w:type="dxa"/>
-          </w:tblCellMar>
-        </w:tblPrEx>
         <w:tc>
           <w:tcPr>
             <w:tcW w:w="3120" w:type="dxa"/>
@@ -275,7 +269,13 @@
         <w:rPr>
           <w:color w:val="1E293B"/>
         </w:rPr>
-        <w:t>FinGuard is an end-to-end AI-powered credit risk assessment system built for internal use by financial analysts. It predicts the probability that a loan applicant will default, classifies them into risk tiers, and recommends an action — Approve, Review, or Reject.</w:t>
+        <w:t>Creditsight</w:t>
+      </w:r>
+      <w:r>
+        <w:rPr>
+          <w:color w:val="1E293B"/>
+        </w:rPr>
+        <w:t xml:space="preserve"> is an end-to-end AI-powered credit risk assessment system built for internal use by financial analysts. It predicts the probability that a loan applicant will default, classifies them into risk tiers, and recommends an action — Approve, Review, or Reject.</w:t>
       </w:r>
     </w:p>
     <w:p>
@@ -472,12 +472,6 @@
         <w:gridCol w:w="2340"/>
       </w:tblGrid>
       <w:tr>
-        <w:tblPrEx>
-          <w:tblCellMar>
-            <w:top w:w="0" w:type="dxa"/>
-            <w:bottom w:w="0" w:type="dxa"/>
-          </w:tblCellMar>
-        </w:tblPrEx>
         <w:trPr>
           <w:tblHeader/>
         </w:trPr>
@@ -615,12 +609,6 @@
         </w:tc>
       </w:tr>
       <w:tr>
-        <w:tblPrEx>
-          <w:tblCellMar>
-            <w:top w:w="0" w:type="dxa"/>
-            <w:bottom w:w="0" w:type="dxa"/>
-          </w:tblCellMar>
-        </w:tblPrEx>
         <w:tc>
           <w:tcPr>
             <w:tcW w:w="2340" w:type="dxa"/>
@@ -735,12 +723,6 @@
         </w:tc>
       </w:tr>
       <w:tr>
-        <w:tblPrEx>
-          <w:tblCellMar>
-            <w:top w:w="0" w:type="dxa"/>
-            <w:bottom w:w="0" w:type="dxa"/>
-          </w:tblCellMar>
-        </w:tblPrEx>
         <w:tc>
           <w:tcPr>
             <w:tcW w:w="2340" w:type="dxa"/>
@@ -855,12 +837,6 @@
         </w:tc>
       </w:tr>
       <w:tr>
-        <w:tblPrEx>
-          <w:tblCellMar>
-            <w:top w:w="0" w:type="dxa"/>
-            <w:bottom w:w="0" w:type="dxa"/>
-          </w:tblCellMar>
-        </w:tblPrEx>
         <w:tc>
           <w:tcPr>
             <w:tcW w:w="2340" w:type="dxa"/>
@@ -975,12 +951,6 @@
         </w:tc>
       </w:tr>
       <w:tr>
-        <w:tblPrEx>
-          <w:tblCellMar>
-            <w:top w:w="0" w:type="dxa"/>
-            <w:bottom w:w="0" w:type="dxa"/>
-          </w:tblCellMar>
-        </w:tblPrEx>
         <w:tc>
           <w:tcPr>
             <w:tcW w:w="2340" w:type="dxa"/>
@@ -1095,12 +1065,6 @@
         </w:tc>
       </w:tr>
       <w:tr>
-        <w:tblPrEx>
-          <w:tblCellMar>
-            <w:top w:w="0" w:type="dxa"/>
-            <w:bottom w:w="0" w:type="dxa"/>
-          </w:tblCellMar>
-        </w:tblPrEx>
         <w:tc>
           <w:tcPr>
             <w:tcW w:w="2340" w:type="dxa"/>
@@ -1215,12 +1179,6 @@
         </w:tc>
       </w:tr>
       <w:tr>
-        <w:tblPrEx>
-          <w:tblCellMar>
-            <w:top w:w="0" w:type="dxa"/>
-            <w:bottom w:w="0" w:type="dxa"/>
-          </w:tblCellMar>
-        </w:tblPrEx>
         <w:tc>
           <w:tcPr>
             <w:tcW w:w="2340" w:type="dxa"/>
@@ -1335,12 +1293,6 @@
         </w:tc>
       </w:tr>
       <w:tr>
-        <w:tblPrEx>
-          <w:tblCellMar>
-            <w:top w:w="0" w:type="dxa"/>
-            <w:bottom w:w="0" w:type="dxa"/>
-          </w:tblCellMar>
-        </w:tblPrEx>
         <w:tc>
           <w:tcPr>
             <w:tcW w:w="2340" w:type="dxa"/>
@@ -1455,12 +1407,6 @@
         </w:tc>
       </w:tr>
       <w:tr>
-        <w:tblPrEx>
-          <w:tblCellMar>
-            <w:top w:w="0" w:type="dxa"/>
-            <w:bottom w:w="0" w:type="dxa"/>
-          </w:tblCellMar>
-        </w:tblPrEx>
         <w:tc>
           <w:tcPr>
             <w:tcW w:w="2340" w:type="dxa"/>
@@ -1575,12 +1521,6 @@
         </w:tc>
       </w:tr>
       <w:tr>
-        <w:tblPrEx>
-          <w:tblCellMar>
-            <w:top w:w="0" w:type="dxa"/>
-            <w:bottom w:w="0" w:type="dxa"/>
-          </w:tblCellMar>
-        </w:tblPrEx>
         <w:tc>
           <w:tcPr>
             <w:tcW w:w="2340" w:type="dxa"/>
@@ -1695,12 +1635,6 @@
         </w:tc>
       </w:tr>
       <w:tr>
-        <w:tblPrEx>
-          <w:tblCellMar>
-            <w:top w:w="0" w:type="dxa"/>
-            <w:bottom w:w="0" w:type="dxa"/>
-          </w:tblCellMar>
-        </w:tblPrEx>
         <w:tc>
           <w:tcPr>
             <w:tcW w:w="2340" w:type="dxa"/>
@@ -1877,12 +1811,6 @@
         <w:gridCol w:w="9360"/>
       </w:tblGrid>
       <w:tr>
-        <w:tblPrEx>
-          <w:tblCellMar>
-            <w:top w:w="0" w:type="dxa"/>
-            <w:bottom w:w="0" w:type="dxa"/>
-          </w:tblCellMar>
-        </w:tblPrEx>
         <w:tc>
           <w:tcPr>
             <w:tcW w:w="9360" w:type="dxa"/>
@@ -1947,12 +1875,6 @@
         <w:gridCol w:w="3120"/>
       </w:tblGrid>
       <w:tr>
-        <w:tblPrEx>
-          <w:tblCellMar>
-            <w:top w:w="0" w:type="dxa"/>
-            <w:bottom w:w="0" w:type="dxa"/>
-          </w:tblCellMar>
-        </w:tblPrEx>
         <w:trPr>
           <w:tblHeader/>
         </w:trPr>
@@ -2057,12 +1979,6 @@
         </w:tc>
       </w:tr>
       <w:tr>
-        <w:tblPrEx>
-          <w:tblCellMar>
-            <w:top w:w="0" w:type="dxa"/>
-            <w:bottom w:w="0" w:type="dxa"/>
-          </w:tblCellMar>
-        </w:tblPrEx>
         <w:tc>
           <w:tcPr>
             <w:tcW w:w="3120" w:type="dxa"/>
@@ -2149,12 +2065,6 @@
         </w:tc>
       </w:tr>
       <w:tr>
-        <w:tblPrEx>
-          <w:tblCellMar>
-            <w:top w:w="0" w:type="dxa"/>
-            <w:bottom w:w="0" w:type="dxa"/>
-          </w:tblCellMar>
-        </w:tblPrEx>
         <w:tc>
           <w:tcPr>
             <w:tcW w:w="3120" w:type="dxa"/>
@@ -2241,12 +2151,6 @@
         </w:tc>
       </w:tr>
       <w:tr>
-        <w:tblPrEx>
-          <w:tblCellMar>
-            <w:top w:w="0" w:type="dxa"/>
-            <w:bottom w:w="0" w:type="dxa"/>
-          </w:tblCellMar>
-        </w:tblPrEx>
         <w:tc>
           <w:tcPr>
             <w:tcW w:w="3120" w:type="dxa"/>
@@ -2333,12 +2237,6 @@
         </w:tc>
       </w:tr>
       <w:tr>
-        <w:tblPrEx>
-          <w:tblCellMar>
-            <w:top w:w="0" w:type="dxa"/>
-            <w:bottom w:w="0" w:type="dxa"/>
-          </w:tblCellMar>
-        </w:tblPrEx>
         <w:tc>
           <w:tcPr>
             <w:tcW w:w="3120" w:type="dxa"/>
@@ -2425,12 +2323,6 @@
         </w:tc>
       </w:tr>
       <w:tr>
-        <w:tblPrEx>
-          <w:tblCellMar>
-            <w:top w:w="0" w:type="dxa"/>
-            <w:bottom w:w="0" w:type="dxa"/>
-          </w:tblCellMar>
-        </w:tblPrEx>
         <w:tc>
           <w:tcPr>
             <w:tcW w:w="3120" w:type="dxa"/>
@@ -2517,12 +2409,6 @@
         </w:tc>
       </w:tr>
       <w:tr>
-        <w:tblPrEx>
-          <w:tblCellMar>
-            <w:top w:w="0" w:type="dxa"/>
-            <w:bottom w:w="0" w:type="dxa"/>
-          </w:tblCellMar>
-        </w:tblPrEx>
         <w:tc>
           <w:tcPr>
             <w:tcW w:w="3120" w:type="dxa"/>
@@ -2609,12 +2495,6 @@
         </w:tc>
       </w:tr>
       <w:tr>
-        <w:tblPrEx>
-          <w:tblCellMar>
-            <w:top w:w="0" w:type="dxa"/>
-            <w:bottom w:w="0" w:type="dxa"/>
-          </w:tblCellMar>
-        </w:tblPrEx>
         <w:tc>
           <w:tcPr>
             <w:tcW w:w="3120" w:type="dxa"/>
@@ -2701,12 +2581,6 @@
         </w:tc>
       </w:tr>
       <w:tr>
-        <w:tblPrEx>
-          <w:tblCellMar>
-            <w:top w:w="0" w:type="dxa"/>
-            <w:bottom w:w="0" w:type="dxa"/>
-          </w:tblCellMar>
-        </w:tblPrEx>
         <w:tc>
           <w:tcPr>
             <w:tcW w:w="3120" w:type="dxa"/>
@@ -2793,12 +2667,6 @@
         </w:tc>
       </w:tr>
       <w:tr>
-        <w:tblPrEx>
-          <w:tblCellMar>
-            <w:top w:w="0" w:type="dxa"/>
-            <w:bottom w:w="0" w:type="dxa"/>
-          </w:tblCellMar>
-        </w:tblPrEx>
         <w:tc>
           <w:tcPr>
             <w:tcW w:w="3120" w:type="dxa"/>
@@ -2885,12 +2753,6 @@
         </w:tc>
       </w:tr>
       <w:tr>
-        <w:tblPrEx>
-          <w:tblCellMar>
-            <w:top w:w="0" w:type="dxa"/>
-            <w:bottom w:w="0" w:type="dxa"/>
-          </w:tblCellMar>
-        </w:tblPrEx>
         <w:tc>
           <w:tcPr>
             <w:tcW w:w="3120" w:type="dxa"/>
@@ -3030,12 +2892,6 @@
         <w:gridCol w:w="2340"/>
       </w:tblGrid>
       <w:tr>
-        <w:tblPrEx>
-          <w:tblCellMar>
-            <w:top w:w="0" w:type="dxa"/>
-            <w:bottom w:w="0" w:type="dxa"/>
-          </w:tblCellMar>
-        </w:tblPrEx>
         <w:trPr>
           <w:tblHeader/>
         </w:trPr>
@@ -3173,12 +3029,6 @@
         </w:tc>
       </w:tr>
       <w:tr>
-        <w:tblPrEx>
-          <w:tblCellMar>
-            <w:top w:w="0" w:type="dxa"/>
-            <w:bottom w:w="0" w:type="dxa"/>
-          </w:tblCellMar>
-        </w:tblPrEx>
         <w:tc>
           <w:tcPr>
             <w:tcW w:w="2340" w:type="dxa"/>
@@ -3293,12 +3143,6 @@
         </w:tc>
       </w:tr>
       <w:tr>
-        <w:tblPrEx>
-          <w:tblCellMar>
-            <w:top w:w="0" w:type="dxa"/>
-            <w:bottom w:w="0" w:type="dxa"/>
-          </w:tblCellMar>
-        </w:tblPrEx>
         <w:tc>
           <w:tcPr>
             <w:tcW w:w="2340" w:type="dxa"/>
@@ -3413,12 +3257,6 @@
         </w:tc>
       </w:tr>
       <w:tr>
-        <w:tblPrEx>
-          <w:tblCellMar>
-            <w:top w:w="0" w:type="dxa"/>
-            <w:bottom w:w="0" w:type="dxa"/>
-          </w:tblCellMar>
-        </w:tblPrEx>
         <w:tc>
           <w:tcPr>
             <w:tcW w:w="2340" w:type="dxa"/>
@@ -3600,12 +3438,6 @@
         <w:gridCol w:w="3120"/>
       </w:tblGrid>
       <w:tr>
-        <w:tblPrEx>
-          <w:tblCellMar>
-            <w:top w:w="0" w:type="dxa"/>
-            <w:bottom w:w="0" w:type="dxa"/>
-          </w:tblCellMar>
-        </w:tblPrEx>
         <w:trPr>
           <w:tblHeader/>
         </w:trPr>
@@ -3710,12 +3542,6 @@
         </w:tc>
       </w:tr>
       <w:tr>
-        <w:tblPrEx>
-          <w:tblCellMar>
-            <w:top w:w="0" w:type="dxa"/>
-            <w:bottom w:w="0" w:type="dxa"/>
-          </w:tblCellMar>
-        </w:tblPrEx>
         <w:tc>
           <w:tcPr>
             <w:tcW w:w="3120" w:type="dxa"/>
@@ -3802,12 +3628,6 @@
         </w:tc>
       </w:tr>
       <w:tr>
-        <w:tblPrEx>
-          <w:tblCellMar>
-            <w:top w:w="0" w:type="dxa"/>
-            <w:bottom w:w="0" w:type="dxa"/>
-          </w:tblCellMar>
-        </w:tblPrEx>
         <w:tc>
           <w:tcPr>
             <w:tcW w:w="3120" w:type="dxa"/>
@@ -3894,12 +3714,6 @@
         </w:tc>
       </w:tr>
       <w:tr>
-        <w:tblPrEx>
-          <w:tblCellMar>
-            <w:top w:w="0" w:type="dxa"/>
-            <w:bottom w:w="0" w:type="dxa"/>
-          </w:tblCellMar>
-        </w:tblPrEx>
         <w:tc>
           <w:tcPr>
             <w:tcW w:w="3120" w:type="dxa"/>
@@ -3986,12 +3800,6 @@
         </w:tc>
       </w:tr>
       <w:tr>
-        <w:tblPrEx>
-          <w:tblCellMar>
-            <w:top w:w="0" w:type="dxa"/>
-            <w:bottom w:w="0" w:type="dxa"/>
-          </w:tblCellMar>
-        </w:tblPrEx>
         <w:tc>
           <w:tcPr>
             <w:tcW w:w="3120" w:type="dxa"/>
@@ -4078,12 +3886,6 @@
         </w:tc>
       </w:tr>
       <w:tr>
-        <w:tblPrEx>
-          <w:tblCellMar>
-            <w:top w:w="0" w:type="dxa"/>
-            <w:bottom w:w="0" w:type="dxa"/>
-          </w:tblCellMar>
-        </w:tblPrEx>
         <w:tc>
           <w:tcPr>
             <w:tcW w:w="3120" w:type="dxa"/>
@@ -4170,12 +3972,6 @@
         </w:tc>
       </w:tr>
       <w:tr>
-        <w:tblPrEx>
-          <w:tblCellMar>
-            <w:top w:w="0" w:type="dxa"/>
-            <w:bottom w:w="0" w:type="dxa"/>
-          </w:tblCellMar>
-        </w:tblPrEx>
         <w:tc>
           <w:tcPr>
             <w:tcW w:w="3120" w:type="dxa"/>
@@ -4262,12 +4058,6 @@
         </w:tc>
       </w:tr>
       <w:tr>
-        <w:tblPrEx>
-          <w:tblCellMar>
-            <w:top w:w="0" w:type="dxa"/>
-            <w:bottom w:w="0" w:type="dxa"/>
-          </w:tblCellMar>
-        </w:tblPrEx>
         <w:tc>
           <w:tcPr>
             <w:tcW w:w="3120" w:type="dxa"/>
@@ -4354,12 +4144,6 @@
         </w:tc>
       </w:tr>
       <w:tr>
-        <w:tblPrEx>
-          <w:tblCellMar>
-            <w:top w:w="0" w:type="dxa"/>
-            <w:bottom w:w="0" w:type="dxa"/>
-          </w:tblCellMar>
-        </w:tblPrEx>
         <w:tc>
           <w:tcPr>
             <w:tcW w:w="3120" w:type="dxa"/>
@@ -4446,12 +4230,6 @@
         </w:tc>
       </w:tr>
       <w:tr>
-        <w:tblPrEx>
-          <w:tblCellMar>
-            <w:top w:w="0" w:type="dxa"/>
-            <w:bottom w:w="0" w:type="dxa"/>
-          </w:tblCellMar>
-        </w:tblPrEx>
         <w:tc>
           <w:tcPr>
             <w:tcW w:w="3120" w:type="dxa"/>
@@ -4538,12 +4316,6 @@
         </w:tc>
       </w:tr>
       <w:tr>
-        <w:tblPrEx>
-          <w:tblCellMar>
-            <w:top w:w="0" w:type="dxa"/>
-            <w:bottom w:w="0" w:type="dxa"/>
-          </w:tblCellMar>
-        </w:tblPrEx>
         <w:tc>
           <w:tcPr>
             <w:tcW w:w="3120" w:type="dxa"/>
@@ -4630,12 +4402,6 @@
         </w:tc>
       </w:tr>
       <w:tr>
-        <w:tblPrEx>
-          <w:tblCellMar>
-            <w:top w:w="0" w:type="dxa"/>
-            <w:bottom w:w="0" w:type="dxa"/>
-          </w:tblCellMar>
-        </w:tblPrEx>
         <w:tc>
           <w:tcPr>
             <w:tcW w:w="3120" w:type="dxa"/>
@@ -4722,12 +4488,6 @@
         </w:tc>
       </w:tr>
       <w:tr>
-        <w:tblPrEx>
-          <w:tblCellMar>
-            <w:top w:w="0" w:type="dxa"/>
-            <w:bottom w:w="0" w:type="dxa"/>
-          </w:tblCellMar>
-        </w:tblPrEx>
         <w:tc>
           <w:tcPr>
             <w:tcW w:w="3120" w:type="dxa"/>
@@ -4814,12 +4574,6 @@
         </w:tc>
       </w:tr>
       <w:tr>
-        <w:tblPrEx>
-          <w:tblCellMar>
-            <w:top w:w="0" w:type="dxa"/>
-            <w:bottom w:w="0" w:type="dxa"/>
-          </w:tblCellMar>
-        </w:tblPrEx>
         <w:tc>
           <w:tcPr>
             <w:tcW w:w="3120" w:type="dxa"/>
@@ -4906,12 +4660,6 @@
         </w:tc>
       </w:tr>
       <w:tr>
-        <w:tblPrEx>
-          <w:tblCellMar>
-            <w:top w:w="0" w:type="dxa"/>
-            <w:bottom w:w="0" w:type="dxa"/>
-          </w:tblCellMar>
-        </w:tblPrEx>
         <w:tc>
           <w:tcPr>
             <w:tcW w:w="3120" w:type="dxa"/>
@@ -4999,12 +4747,6 @@
         </w:tc>
       </w:tr>
       <w:tr>
-        <w:tblPrEx>
-          <w:tblCellMar>
-            <w:top w:w="0" w:type="dxa"/>
-            <w:bottom w:w="0" w:type="dxa"/>
-          </w:tblCellMar>
-        </w:tblPrEx>
         <w:tc>
           <w:tcPr>
             <w:tcW w:w="3120" w:type="dxa"/>
@@ -5263,12 +5005,6 @@
         <w:gridCol w:w="2730"/>
       </w:tblGrid>
       <w:tr>
-        <w:tblPrEx>
-          <w:tblCellMar>
-            <w:top w:w="0" w:type="dxa"/>
-            <w:bottom w:w="0" w:type="dxa"/>
-          </w:tblCellMar>
-        </w:tblPrEx>
         <w:trPr>
           <w:tblHeader/>
         </w:trPr>
@@ -5373,12 +5109,6 @@
         </w:tc>
       </w:tr>
       <w:tr>
-        <w:tblPrEx>
-          <w:tblCellMar>
-            <w:top w:w="0" w:type="dxa"/>
-            <w:bottom w:w="0" w:type="dxa"/>
-          </w:tblCellMar>
-        </w:tblPrEx>
         <w:tc>
           <w:tcPr>
             <w:tcW w:w="3120" w:type="dxa"/>
@@ -5465,12 +5195,6 @@
         </w:tc>
       </w:tr>
       <w:tr>
-        <w:tblPrEx>
-          <w:tblCellMar>
-            <w:top w:w="0" w:type="dxa"/>
-            <w:bottom w:w="0" w:type="dxa"/>
-          </w:tblCellMar>
-        </w:tblPrEx>
         <w:tc>
           <w:tcPr>
             <w:tcW w:w="3120" w:type="dxa"/>
@@ -5567,12 +5291,6 @@
         </w:tc>
       </w:tr>
       <w:tr>
-        <w:tblPrEx>
-          <w:tblCellMar>
-            <w:top w:w="0" w:type="dxa"/>
-            <w:bottom w:w="0" w:type="dxa"/>
-          </w:tblCellMar>
-        </w:tblPrEx>
         <w:tc>
           <w:tcPr>
             <w:tcW w:w="3120" w:type="dxa"/>
@@ -5659,12 +5377,6 @@
         </w:tc>
       </w:tr>
       <w:tr>
-        <w:tblPrEx>
-          <w:tblCellMar>
-            <w:top w:w="0" w:type="dxa"/>
-            <w:bottom w:w="0" w:type="dxa"/>
-          </w:tblCellMar>
-        </w:tblPrEx>
         <w:tc>
           <w:tcPr>
             <w:tcW w:w="3120" w:type="dxa"/>
@@ -5751,12 +5463,6 @@
         </w:tc>
       </w:tr>
       <w:tr>
-        <w:tblPrEx>
-          <w:tblCellMar>
-            <w:top w:w="0" w:type="dxa"/>
-            <w:bottom w:w="0" w:type="dxa"/>
-          </w:tblCellMar>
-        </w:tblPrEx>
         <w:tc>
           <w:tcPr>
             <w:tcW w:w="3120" w:type="dxa"/>
@@ -5843,12 +5549,6 @@
         </w:tc>
       </w:tr>
       <w:tr>
-        <w:tblPrEx>
-          <w:tblCellMar>
-            <w:top w:w="0" w:type="dxa"/>
-            <w:bottom w:w="0" w:type="dxa"/>
-          </w:tblCellMar>
-        </w:tblPrEx>
         <w:tc>
           <w:tcPr>
             <w:tcW w:w="3120" w:type="dxa"/>
@@ -5935,12 +5635,6 @@
         </w:tc>
       </w:tr>
       <w:tr>
-        <w:tblPrEx>
-          <w:tblCellMar>
-            <w:top w:w="0" w:type="dxa"/>
-            <w:bottom w:w="0" w:type="dxa"/>
-          </w:tblCellMar>
-        </w:tblPrEx>
         <w:tc>
           <w:tcPr>
             <w:tcW w:w="3120" w:type="dxa"/>
@@ -6027,12 +5721,6 @@
         </w:tc>
       </w:tr>
       <w:tr>
-        <w:tblPrEx>
-          <w:tblCellMar>
-            <w:top w:w="0" w:type="dxa"/>
-            <w:bottom w:w="0" w:type="dxa"/>
-          </w:tblCellMar>
-        </w:tblPrEx>
         <w:tc>
           <w:tcPr>
             <w:tcW w:w="3120" w:type="dxa"/>
@@ -6119,12 +5807,6 @@
         </w:tc>
       </w:tr>
       <w:tr>
-        <w:tblPrEx>
-          <w:tblCellMar>
-            <w:top w:w="0" w:type="dxa"/>
-            <w:bottom w:w="0" w:type="dxa"/>
-          </w:tblCellMar>
-        </w:tblPrEx>
         <w:tc>
           <w:tcPr>
             <w:tcW w:w="3120" w:type="dxa"/>
@@ -6211,12 +5893,6 @@
         </w:tc>
       </w:tr>
       <w:tr>
-        <w:tblPrEx>
-          <w:tblCellMar>
-            <w:top w:w="0" w:type="dxa"/>
-            <w:bottom w:w="0" w:type="dxa"/>
-          </w:tblCellMar>
-        </w:tblPrEx>
         <w:tc>
           <w:tcPr>
             <w:tcW w:w="3120" w:type="dxa"/>
@@ -6303,12 +5979,6 @@
         </w:tc>
       </w:tr>
       <w:tr>
-        <w:tblPrEx>
-          <w:tblCellMar>
-            <w:top w:w="0" w:type="dxa"/>
-            <w:bottom w:w="0" w:type="dxa"/>
-          </w:tblCellMar>
-        </w:tblPrEx>
         <w:tc>
           <w:tcPr>
             <w:tcW w:w="3120" w:type="dxa"/>
@@ -6395,12 +6065,6 @@
         </w:tc>
       </w:tr>
       <w:tr>
-        <w:tblPrEx>
-          <w:tblCellMar>
-            <w:top w:w="0" w:type="dxa"/>
-            <w:bottom w:w="0" w:type="dxa"/>
-          </w:tblCellMar>
-        </w:tblPrEx>
         <w:tc>
           <w:tcPr>
             <w:tcW w:w="3120" w:type="dxa"/>
@@ -6487,12 +6151,6 @@
         </w:tc>
       </w:tr>
       <w:tr>
-        <w:tblPrEx>
-          <w:tblCellMar>
-            <w:top w:w="0" w:type="dxa"/>
-            <w:bottom w:w="0" w:type="dxa"/>
-          </w:tblCellMar>
-        </w:tblPrEx>
         <w:tc>
           <w:tcPr>
             <w:tcW w:w="3120" w:type="dxa"/>
@@ -6580,12 +6238,6 @@
         </w:tc>
       </w:tr>
       <w:tr>
-        <w:tblPrEx>
-          <w:tblCellMar>
-            <w:top w:w="0" w:type="dxa"/>
-            <w:bottom w:w="0" w:type="dxa"/>
-          </w:tblCellMar>
-        </w:tblPrEx>
         <w:tc>
           <w:tcPr>
             <w:tcW w:w="3120" w:type="dxa"/>
@@ -6672,12 +6324,6 @@
         </w:tc>
       </w:tr>
       <w:tr>
-        <w:tblPrEx>
-          <w:tblCellMar>
-            <w:top w:w="0" w:type="dxa"/>
-            <w:bottom w:w="0" w:type="dxa"/>
-          </w:tblCellMar>
-        </w:tblPrEx>
         <w:tc>
           <w:tcPr>
             <w:tcW w:w="3120" w:type="dxa"/>
@@ -6764,12 +6410,6 @@
         </w:tc>
       </w:tr>
       <w:tr>
-        <w:tblPrEx>
-          <w:tblCellMar>
-            <w:top w:w="0" w:type="dxa"/>
-            <w:bottom w:w="0" w:type="dxa"/>
-          </w:tblCellMar>
-        </w:tblPrEx>
         <w:tc>
           <w:tcPr>
             <w:tcW w:w="3120" w:type="dxa"/>
@@ -6856,12 +6496,6 @@
         </w:tc>
       </w:tr>
       <w:tr>
-        <w:tblPrEx>
-          <w:tblCellMar>
-            <w:top w:w="0" w:type="dxa"/>
-            <w:bottom w:w="0" w:type="dxa"/>
-          </w:tblCellMar>
-        </w:tblPrEx>
         <w:tc>
           <w:tcPr>
             <w:tcW w:w="3120" w:type="dxa"/>
@@ -6985,12 +6619,6 @@
         <w:gridCol w:w="2340"/>
       </w:tblGrid>
       <w:tr>
-        <w:tblPrEx>
-          <w:tblCellMar>
-            <w:top w:w="0" w:type="dxa"/>
-            <w:bottom w:w="0" w:type="dxa"/>
-          </w:tblCellMar>
-        </w:tblPrEx>
         <w:trPr>
           <w:tblHeader/>
         </w:trPr>
@@ -7128,12 +6756,6 @@
         </w:tc>
       </w:tr>
       <w:tr>
-        <w:tblPrEx>
-          <w:tblCellMar>
-            <w:top w:w="0" w:type="dxa"/>
-            <w:bottom w:w="0" w:type="dxa"/>
-          </w:tblCellMar>
-        </w:tblPrEx>
         <w:tc>
           <w:tcPr>
             <w:tcW w:w="2340" w:type="dxa"/>
@@ -7248,12 +6870,6 @@
         </w:tc>
       </w:tr>
       <w:tr>
-        <w:tblPrEx>
-          <w:tblCellMar>
-            <w:top w:w="0" w:type="dxa"/>
-            <w:bottom w:w="0" w:type="dxa"/>
-          </w:tblCellMar>
-        </w:tblPrEx>
         <w:tc>
           <w:tcPr>
             <w:tcW w:w="2340" w:type="dxa"/>
@@ -7368,12 +6984,6 @@
         </w:tc>
       </w:tr>
       <w:tr>
-        <w:tblPrEx>
-          <w:tblCellMar>
-            <w:top w:w="0" w:type="dxa"/>
-            <w:bottom w:w="0" w:type="dxa"/>
-          </w:tblCellMar>
-        </w:tblPrEx>
         <w:tc>
           <w:tcPr>
             <w:tcW w:w="2340" w:type="dxa"/>
@@ -7488,12 +7098,6 @@
         </w:tc>
       </w:tr>
       <w:tr>
-        <w:tblPrEx>
-          <w:tblCellMar>
-            <w:top w:w="0" w:type="dxa"/>
-            <w:bottom w:w="0" w:type="dxa"/>
-          </w:tblCellMar>
-        </w:tblPrEx>
         <w:tc>
           <w:tcPr>
             <w:tcW w:w="2340" w:type="dxa"/>
@@ -7608,12 +7212,6 @@
         </w:tc>
       </w:tr>
       <w:tr>
-        <w:tblPrEx>
-          <w:tblCellMar>
-            <w:top w:w="0" w:type="dxa"/>
-            <w:bottom w:w="0" w:type="dxa"/>
-          </w:tblCellMar>
-        </w:tblPrEx>
         <w:tc>
           <w:tcPr>
             <w:tcW w:w="2340" w:type="dxa"/>
@@ -7728,12 +7326,6 @@
         </w:tc>
       </w:tr>
       <w:tr>
-        <w:tblPrEx>
-          <w:tblCellMar>
-            <w:top w:w="0" w:type="dxa"/>
-            <w:bottom w:w="0" w:type="dxa"/>
-          </w:tblCellMar>
-        </w:tblPrEx>
         <w:tc>
           <w:tcPr>
             <w:tcW w:w="2340" w:type="dxa"/>
@@ -7924,12 +7516,6 @@
         <w:gridCol w:w="3120"/>
       </w:tblGrid>
       <w:tr>
-        <w:tblPrEx>
-          <w:tblCellMar>
-            <w:top w:w="0" w:type="dxa"/>
-            <w:bottom w:w="0" w:type="dxa"/>
-          </w:tblCellMar>
-        </w:tblPrEx>
         <w:trPr>
           <w:tblHeader/>
         </w:trPr>
@@ -8034,12 +7620,6 @@
         </w:tc>
       </w:tr>
       <w:tr>
-        <w:tblPrEx>
-          <w:tblCellMar>
-            <w:top w:w="0" w:type="dxa"/>
-            <w:bottom w:w="0" w:type="dxa"/>
-          </w:tblCellMar>
-        </w:tblPrEx>
         <w:tc>
           <w:tcPr>
             <w:tcW w:w="3120" w:type="dxa"/>
@@ -8126,12 +7706,6 @@
         </w:tc>
       </w:tr>
       <w:tr>
-        <w:tblPrEx>
-          <w:tblCellMar>
-            <w:top w:w="0" w:type="dxa"/>
-            <w:bottom w:w="0" w:type="dxa"/>
-          </w:tblCellMar>
-        </w:tblPrEx>
         <w:tc>
           <w:tcPr>
             <w:tcW w:w="3120" w:type="dxa"/>
@@ -8218,12 +7792,6 @@
         </w:tc>
       </w:tr>
       <w:tr>
-        <w:tblPrEx>
-          <w:tblCellMar>
-            <w:top w:w="0" w:type="dxa"/>
-            <w:bottom w:w="0" w:type="dxa"/>
-          </w:tblCellMar>
-        </w:tblPrEx>
         <w:tc>
           <w:tcPr>
             <w:tcW w:w="3120" w:type="dxa"/>
@@ -8310,12 +7878,6 @@
         </w:tc>
       </w:tr>
       <w:tr>
-        <w:tblPrEx>
-          <w:tblCellMar>
-            <w:top w:w="0" w:type="dxa"/>
-            <w:bottom w:w="0" w:type="dxa"/>
-          </w:tblCellMar>
-        </w:tblPrEx>
         <w:tc>
           <w:tcPr>
             <w:tcW w:w="3120" w:type="dxa"/>
@@ -8402,12 +7964,6 @@
         </w:tc>
       </w:tr>
       <w:tr>
-        <w:tblPrEx>
-          <w:tblCellMar>
-            <w:top w:w="0" w:type="dxa"/>
-            <w:bottom w:w="0" w:type="dxa"/>
-          </w:tblCellMar>
-        </w:tblPrEx>
         <w:tc>
           <w:tcPr>
             <w:tcW w:w="3120" w:type="dxa"/>
@@ -8494,12 +8050,6 @@
         </w:tc>
       </w:tr>
       <w:tr>
-        <w:tblPrEx>
-          <w:tblCellMar>
-            <w:top w:w="0" w:type="dxa"/>
-            <w:bottom w:w="0" w:type="dxa"/>
-          </w:tblCellMar>
-        </w:tblPrEx>
         <w:tc>
           <w:tcPr>
             <w:tcW w:w="3120" w:type="dxa"/>
@@ -8586,12 +8136,6 @@
         </w:tc>
       </w:tr>
       <w:tr>
-        <w:tblPrEx>
-          <w:tblCellMar>
-            <w:top w:w="0" w:type="dxa"/>
-            <w:bottom w:w="0" w:type="dxa"/>
-          </w:tblCellMar>
-        </w:tblPrEx>
         <w:tc>
           <w:tcPr>
             <w:tcW w:w="3120" w:type="dxa"/>
@@ -8715,12 +8259,6 @@
         <w:gridCol w:w="2340"/>
       </w:tblGrid>
       <w:tr>
-        <w:tblPrEx>
-          <w:tblCellMar>
-            <w:top w:w="0" w:type="dxa"/>
-            <w:bottom w:w="0" w:type="dxa"/>
-          </w:tblCellMar>
-        </w:tblPrEx>
         <w:trPr>
           <w:tblHeader/>
         </w:trPr>
@@ -8858,12 +8396,6 @@
         </w:tc>
       </w:tr>
       <w:tr>
-        <w:tblPrEx>
-          <w:tblCellMar>
-            <w:top w:w="0" w:type="dxa"/>
-            <w:bottom w:w="0" w:type="dxa"/>
-          </w:tblCellMar>
-        </w:tblPrEx>
         <w:tc>
           <w:tcPr>
             <w:tcW w:w="2340" w:type="dxa"/>
@@ -8978,12 +8510,6 @@
         </w:tc>
       </w:tr>
       <w:tr>
-        <w:tblPrEx>
-          <w:tblCellMar>
-            <w:top w:w="0" w:type="dxa"/>
-            <w:bottom w:w="0" w:type="dxa"/>
-          </w:tblCellMar>
-        </w:tblPrEx>
         <w:tc>
           <w:tcPr>
             <w:tcW w:w="2340" w:type="dxa"/>
@@ -9098,12 +8624,6 @@
         </w:tc>
       </w:tr>
       <w:tr>
-        <w:tblPrEx>
-          <w:tblCellMar>
-            <w:top w:w="0" w:type="dxa"/>
-            <w:bottom w:w="0" w:type="dxa"/>
-          </w:tblCellMar>
-        </w:tblPrEx>
         <w:tc>
           <w:tcPr>
             <w:tcW w:w="2340" w:type="dxa"/>
@@ -9218,12 +8738,6 @@
         </w:tc>
       </w:tr>
       <w:tr>
-        <w:tblPrEx>
-          <w:tblCellMar>
-            <w:top w:w="0" w:type="dxa"/>
-            <w:bottom w:w="0" w:type="dxa"/>
-          </w:tblCellMar>
-        </w:tblPrEx>
         <w:tc>
           <w:tcPr>
             <w:tcW w:w="2340" w:type="dxa"/>
@@ -9338,12 +8852,6 @@
         </w:tc>
       </w:tr>
       <w:tr>
-        <w:tblPrEx>
-          <w:tblCellMar>
-            <w:top w:w="0" w:type="dxa"/>
-            <w:bottom w:w="0" w:type="dxa"/>
-          </w:tblCellMar>
-        </w:tblPrEx>
         <w:tc>
           <w:tcPr>
             <w:tcW w:w="2340" w:type="dxa"/>
@@ -9458,12 +8966,6 @@
         </w:tc>
       </w:tr>
       <w:tr>
-        <w:tblPrEx>
-          <w:tblCellMar>
-            <w:top w:w="0" w:type="dxa"/>
-            <w:bottom w:w="0" w:type="dxa"/>
-          </w:tblCellMar>
-        </w:tblPrEx>
         <w:tc>
           <w:tcPr>
             <w:tcW w:w="2340" w:type="dxa"/>
@@ -9656,12 +9158,6 @@
         <w:gridCol w:w="9360"/>
       </w:tblGrid>
       <w:tr>
-        <w:tblPrEx>
-          <w:tblCellMar>
-            <w:top w:w="0" w:type="dxa"/>
-            <w:bottom w:w="0" w:type="dxa"/>
-          </w:tblCellMar>
-        </w:tblPrEx>
         <w:tc>
           <w:tcPr>
             <w:tcW w:w="9360" w:type="dxa"/>
@@ -9726,12 +9222,6 @@
         <w:gridCol w:w="3120"/>
       </w:tblGrid>
       <w:tr>
-        <w:tblPrEx>
-          <w:tblCellMar>
-            <w:top w:w="0" w:type="dxa"/>
-            <w:bottom w:w="0" w:type="dxa"/>
-          </w:tblCellMar>
-        </w:tblPrEx>
         <w:trPr>
           <w:tblHeader/>
         </w:trPr>
@@ -9836,12 +9326,6 @@
         </w:tc>
       </w:tr>
       <w:tr>
-        <w:tblPrEx>
-          <w:tblCellMar>
-            <w:top w:w="0" w:type="dxa"/>
-            <w:bottom w:w="0" w:type="dxa"/>
-          </w:tblCellMar>
-        </w:tblPrEx>
         <w:tc>
           <w:tcPr>
             <w:tcW w:w="3120" w:type="dxa"/>
@@ -9938,12 +9422,6 @@
         </w:tc>
       </w:tr>
       <w:tr>
-        <w:tblPrEx>
-          <w:tblCellMar>
-            <w:top w:w="0" w:type="dxa"/>
-            <w:bottom w:w="0" w:type="dxa"/>
-          </w:tblCellMar>
-        </w:tblPrEx>
         <w:tc>
           <w:tcPr>
             <w:tcW w:w="3120" w:type="dxa"/>
@@ -10040,12 +9518,6 @@
         </w:tc>
       </w:tr>
       <w:tr>
-        <w:tblPrEx>
-          <w:tblCellMar>
-            <w:top w:w="0" w:type="dxa"/>
-            <w:bottom w:w="0" w:type="dxa"/>
-          </w:tblCellMar>
-        </w:tblPrEx>
         <w:tc>
           <w:tcPr>
             <w:tcW w:w="3120" w:type="dxa"/>
@@ -10132,12 +9604,6 @@
         </w:tc>
       </w:tr>
       <w:tr>
-        <w:tblPrEx>
-          <w:tblCellMar>
-            <w:top w:w="0" w:type="dxa"/>
-            <w:bottom w:w="0" w:type="dxa"/>
-          </w:tblCellMar>
-        </w:tblPrEx>
         <w:tc>
           <w:tcPr>
             <w:tcW w:w="3120" w:type="dxa"/>
@@ -10224,12 +9690,6 @@
         </w:tc>
       </w:tr>
       <w:tr>
-        <w:tblPrEx>
-          <w:tblCellMar>
-            <w:top w:w="0" w:type="dxa"/>
-            <w:bottom w:w="0" w:type="dxa"/>
-          </w:tblCellMar>
-        </w:tblPrEx>
         <w:tc>
           <w:tcPr>
             <w:tcW w:w="3120" w:type="dxa"/>
@@ -10326,12 +9786,6 @@
         </w:tc>
       </w:tr>
       <w:tr>
-        <w:tblPrEx>
-          <w:tblCellMar>
-            <w:top w:w="0" w:type="dxa"/>
-            <w:bottom w:w="0" w:type="dxa"/>
-          </w:tblCellMar>
-        </w:tblPrEx>
         <w:tc>
           <w:tcPr>
             <w:tcW w:w="3120" w:type="dxa"/>
@@ -10647,12 +10101,6 @@
         <w:gridCol w:w="3120"/>
       </w:tblGrid>
       <w:tr>
-        <w:tblPrEx>
-          <w:tblCellMar>
-            <w:top w:w="0" w:type="dxa"/>
-            <w:bottom w:w="0" w:type="dxa"/>
-          </w:tblCellMar>
-        </w:tblPrEx>
         <w:trPr>
           <w:tblHeader/>
         </w:trPr>
@@ -10757,12 +10205,6 @@
         </w:tc>
       </w:tr>
       <w:tr>
-        <w:tblPrEx>
-          <w:tblCellMar>
-            <w:top w:w="0" w:type="dxa"/>
-            <w:bottom w:w="0" w:type="dxa"/>
-          </w:tblCellMar>
-        </w:tblPrEx>
         <w:tc>
           <w:tcPr>
             <w:tcW w:w="3120" w:type="dxa"/>
@@ -10849,12 +10291,6 @@
         </w:tc>
       </w:tr>
       <w:tr>
-        <w:tblPrEx>
-          <w:tblCellMar>
-            <w:top w:w="0" w:type="dxa"/>
-            <w:bottom w:w="0" w:type="dxa"/>
-          </w:tblCellMar>
-        </w:tblPrEx>
         <w:tc>
           <w:tcPr>
             <w:tcW w:w="3120" w:type="dxa"/>
@@ -10941,12 +10377,6 @@
         </w:tc>
       </w:tr>
       <w:tr>
-        <w:tblPrEx>
-          <w:tblCellMar>
-            <w:top w:w="0" w:type="dxa"/>
-            <w:bottom w:w="0" w:type="dxa"/>
-          </w:tblCellMar>
-        </w:tblPrEx>
         <w:tc>
           <w:tcPr>
             <w:tcW w:w="3120" w:type="dxa"/>
@@ -11033,12 +10463,6 @@
         </w:tc>
       </w:tr>
       <w:tr>
-        <w:tblPrEx>
-          <w:tblCellMar>
-            <w:top w:w="0" w:type="dxa"/>
-            <w:bottom w:w="0" w:type="dxa"/>
-          </w:tblCellMar>
-        </w:tblPrEx>
         <w:tc>
           <w:tcPr>
             <w:tcW w:w="3120" w:type="dxa"/>
@@ -11125,12 +10549,6 @@
         </w:tc>
       </w:tr>
       <w:tr>
-        <w:tblPrEx>
-          <w:tblCellMar>
-            <w:top w:w="0" w:type="dxa"/>
-            <w:bottom w:w="0" w:type="dxa"/>
-          </w:tblCellMar>
-        </w:tblPrEx>
         <w:tc>
           <w:tcPr>
             <w:tcW w:w="3120" w:type="dxa"/>
@@ -11217,12 +10635,6 @@
         </w:tc>
       </w:tr>
       <w:tr>
-        <w:tblPrEx>
-          <w:tblCellMar>
-            <w:top w:w="0" w:type="dxa"/>
-            <w:bottom w:w="0" w:type="dxa"/>
-          </w:tblCellMar>
-        </w:tblPrEx>
         <w:tc>
           <w:tcPr>
             <w:tcW w:w="3120" w:type="dxa"/>
@@ -11310,12 +10722,6 @@
         </w:tc>
       </w:tr>
       <w:tr>
-        <w:tblPrEx>
-          <w:tblCellMar>
-            <w:top w:w="0" w:type="dxa"/>
-            <w:bottom w:w="0" w:type="dxa"/>
-          </w:tblCellMar>
-        </w:tblPrEx>
         <w:tc>
           <w:tcPr>
             <w:tcW w:w="3120" w:type="dxa"/>
@@ -11402,12 +10808,6 @@
         </w:tc>
       </w:tr>
       <w:tr>
-        <w:tblPrEx>
-          <w:tblCellMar>
-            <w:top w:w="0" w:type="dxa"/>
-            <w:bottom w:w="0" w:type="dxa"/>
-          </w:tblCellMar>
-        </w:tblPrEx>
         <w:tc>
           <w:tcPr>
             <w:tcW w:w="3120" w:type="dxa"/>
@@ -11494,12 +10894,6 @@
         </w:tc>
       </w:tr>
       <w:tr>
-        <w:tblPrEx>
-          <w:tblCellMar>
-            <w:top w:w="0" w:type="dxa"/>
-            <w:bottom w:w="0" w:type="dxa"/>
-          </w:tblCellMar>
-        </w:tblPrEx>
         <w:tc>
           <w:tcPr>
             <w:tcW w:w="3120" w:type="dxa"/>
@@ -11586,12 +10980,6 @@
         </w:tc>
       </w:tr>
       <w:tr>
-        <w:tblPrEx>
-          <w:tblCellMar>
-            <w:top w:w="0" w:type="dxa"/>
-            <w:bottom w:w="0" w:type="dxa"/>
-          </w:tblCellMar>
-        </w:tblPrEx>
         <w:tc>
           <w:tcPr>
             <w:tcW w:w="3120" w:type="dxa"/>
@@ -11678,12 +11066,6 @@
         </w:tc>
       </w:tr>
       <w:tr>
-        <w:tblPrEx>
-          <w:tblCellMar>
-            <w:top w:w="0" w:type="dxa"/>
-            <w:bottom w:w="0" w:type="dxa"/>
-          </w:tblCellMar>
-        </w:tblPrEx>
         <w:tc>
           <w:tcPr>
             <w:tcW w:w="3120" w:type="dxa"/>
@@ -11770,12 +11152,6 @@
         </w:tc>
       </w:tr>
       <w:tr>
-        <w:tblPrEx>
-          <w:tblCellMar>
-            <w:top w:w="0" w:type="dxa"/>
-            <w:bottom w:w="0" w:type="dxa"/>
-          </w:tblCellMar>
-        </w:tblPrEx>
         <w:tc>
           <w:tcPr>
             <w:tcW w:w="3120" w:type="dxa"/>
@@ -11862,12 +11238,6 @@
         </w:tc>
       </w:tr>
       <w:tr>
-        <w:tblPrEx>
-          <w:tblCellMar>
-            <w:top w:w="0" w:type="dxa"/>
-            <w:bottom w:w="0" w:type="dxa"/>
-          </w:tblCellMar>
-        </w:tblPrEx>
         <w:tc>
           <w:tcPr>
             <w:tcW w:w="3120" w:type="dxa"/>
@@ -11954,12 +11324,6 @@
         </w:tc>
       </w:tr>
       <w:tr>
-        <w:tblPrEx>
-          <w:tblCellMar>
-            <w:top w:w="0" w:type="dxa"/>
-            <w:bottom w:w="0" w:type="dxa"/>
-          </w:tblCellMar>
-        </w:tblPrEx>
         <w:tc>
           <w:tcPr>
             <w:tcW w:w="3120" w:type="dxa"/>
@@ -12046,12 +11410,6 @@
         </w:tc>
       </w:tr>
       <w:tr>
-        <w:tblPrEx>
-          <w:tblCellMar>
-            <w:top w:w="0" w:type="dxa"/>
-            <w:bottom w:w="0" w:type="dxa"/>
-          </w:tblCellMar>
-        </w:tblPrEx>
         <w:tc>
           <w:tcPr>
             <w:tcW w:w="3120" w:type="dxa"/>
@@ -12138,12 +11496,6 @@
         </w:tc>
       </w:tr>
       <w:tr>
-        <w:tblPrEx>
-          <w:tblCellMar>
-            <w:top w:w="0" w:type="dxa"/>
-            <w:bottom w:w="0" w:type="dxa"/>
-          </w:tblCellMar>
-        </w:tblPrEx>
         <w:tc>
           <w:tcPr>
             <w:tcW w:w="3120" w:type="dxa"/>
@@ -12230,12 +11582,6 @@
         </w:tc>
       </w:tr>
       <w:tr>
-        <w:tblPrEx>
-          <w:tblCellMar>
-            <w:top w:w="0" w:type="dxa"/>
-            <w:bottom w:w="0" w:type="dxa"/>
-          </w:tblCellMar>
-        </w:tblPrEx>
         <w:tc>
           <w:tcPr>
             <w:tcW w:w="3120" w:type="dxa"/>
@@ -12322,12 +11668,6 @@
         </w:tc>
       </w:tr>
       <w:tr>
-        <w:tblPrEx>
-          <w:tblCellMar>
-            <w:top w:w="0" w:type="dxa"/>
-            <w:bottom w:w="0" w:type="dxa"/>
-          </w:tblCellMar>
-        </w:tblPrEx>
         <w:tc>
           <w:tcPr>
             <w:tcW w:w="3120" w:type="dxa"/>
@@ -12414,12 +11754,6 @@
         </w:tc>
       </w:tr>
       <w:tr>
-        <w:tblPrEx>
-          <w:tblCellMar>
-            <w:top w:w="0" w:type="dxa"/>
-            <w:bottom w:w="0" w:type="dxa"/>
-          </w:tblCellMar>
-        </w:tblPrEx>
         <w:tc>
           <w:tcPr>
             <w:tcW w:w="3120" w:type="dxa"/>
@@ -12506,12 +11840,6 @@
         </w:tc>
       </w:tr>
       <w:tr>
-        <w:tblPrEx>
-          <w:tblCellMar>
-            <w:top w:w="0" w:type="dxa"/>
-            <w:bottom w:w="0" w:type="dxa"/>
-          </w:tblCellMar>
-        </w:tblPrEx>
         <w:tc>
           <w:tcPr>
             <w:tcW w:w="3120" w:type="dxa"/>
@@ -12598,12 +11926,6 @@
         </w:tc>
       </w:tr>
       <w:tr>
-        <w:tblPrEx>
-          <w:tblCellMar>
-            <w:top w:w="0" w:type="dxa"/>
-            <w:bottom w:w="0" w:type="dxa"/>
-          </w:tblCellMar>
-        </w:tblPrEx>
         <w:tc>
           <w:tcPr>
             <w:tcW w:w="3120" w:type="dxa"/>
@@ -13031,12 +12353,6 @@
         <w:gridCol w:w="4680"/>
       </w:tblGrid>
       <w:tr>
-        <w:tblPrEx>
-          <w:tblCellMar>
-            <w:top w:w="0" w:type="dxa"/>
-            <w:bottom w:w="0" w:type="dxa"/>
-          </w:tblCellMar>
-        </w:tblPrEx>
         <w:trPr>
           <w:tblHeader/>
         </w:trPr>
@@ -13108,12 +12424,6 @@
         </w:tc>
       </w:tr>
       <w:tr>
-        <w:tblPrEx>
-          <w:tblCellMar>
-            <w:top w:w="0" w:type="dxa"/>
-            <w:bottom w:w="0" w:type="dxa"/>
-          </w:tblCellMar>
-        </w:tblPrEx>
         <w:tc>
           <w:tcPr>
             <w:tcW w:w="4680" w:type="dxa"/>
@@ -13172,12 +12482,6 @@
         </w:tc>
       </w:tr>
       <w:tr>
-        <w:tblPrEx>
-          <w:tblCellMar>
-            <w:top w:w="0" w:type="dxa"/>
-            <w:bottom w:w="0" w:type="dxa"/>
-          </w:tblCellMar>
-        </w:tblPrEx>
         <w:tc>
           <w:tcPr>
             <w:tcW w:w="4680" w:type="dxa"/>
@@ -13236,12 +12540,6 @@
         </w:tc>
       </w:tr>
       <w:tr>
-        <w:tblPrEx>
-          <w:tblCellMar>
-            <w:top w:w="0" w:type="dxa"/>
-            <w:bottom w:w="0" w:type="dxa"/>
-          </w:tblCellMar>
-        </w:tblPrEx>
         <w:tc>
           <w:tcPr>
             <w:tcW w:w="4680" w:type="dxa"/>
@@ -13300,12 +12598,6 @@
         </w:tc>
       </w:tr>
       <w:tr>
-        <w:tblPrEx>
-          <w:tblCellMar>
-            <w:top w:w="0" w:type="dxa"/>
-            <w:bottom w:w="0" w:type="dxa"/>
-          </w:tblCellMar>
-        </w:tblPrEx>
         <w:tc>
           <w:tcPr>
             <w:tcW w:w="4680" w:type="dxa"/>
@@ -13364,12 +12656,6 @@
         </w:tc>
       </w:tr>
       <w:tr>
-        <w:tblPrEx>
-          <w:tblCellMar>
-            <w:top w:w="0" w:type="dxa"/>
-            <w:bottom w:w="0" w:type="dxa"/>
-          </w:tblCellMar>
-        </w:tblPrEx>
         <w:tc>
           <w:tcPr>
             <w:tcW w:w="4680" w:type="dxa"/>
@@ -13428,12 +12714,6 @@
         </w:tc>
       </w:tr>
       <w:tr>
-        <w:tblPrEx>
-          <w:tblCellMar>
-            <w:top w:w="0" w:type="dxa"/>
-            <w:bottom w:w="0" w:type="dxa"/>
-          </w:tblCellMar>
-        </w:tblPrEx>
         <w:tc>
           <w:tcPr>
             <w:tcW w:w="4680" w:type="dxa"/>
@@ -13510,12 +12790,6 @@
         </w:tc>
       </w:tr>
       <w:tr>
-        <w:tblPrEx>
-          <w:tblCellMar>
-            <w:top w:w="0" w:type="dxa"/>
-            <w:bottom w:w="0" w:type="dxa"/>
-          </w:tblCellMar>
-        </w:tblPrEx>
         <w:tc>
           <w:tcPr>
             <w:tcW w:w="4680" w:type="dxa"/>
@@ -13574,12 +12848,6 @@
         </w:tc>
       </w:tr>
       <w:tr>
-        <w:tblPrEx>
-          <w:tblCellMar>
-            <w:top w:w="0" w:type="dxa"/>
-            <w:bottom w:w="0" w:type="dxa"/>
-          </w:tblCellMar>
-        </w:tblPrEx>
         <w:tc>
           <w:tcPr>
             <w:tcW w:w="4680" w:type="dxa"/>
@@ -13638,12 +12906,6 @@
         </w:tc>
       </w:tr>
       <w:tr>
-        <w:tblPrEx>
-          <w:tblCellMar>
-            <w:top w:w="0" w:type="dxa"/>
-            <w:bottom w:w="0" w:type="dxa"/>
-          </w:tblCellMar>
-        </w:tblPrEx>
         <w:tc>
           <w:tcPr>
             <w:tcW w:w="4680" w:type="dxa"/>
@@ -13765,12 +13027,6 @@
         <w:gridCol w:w="5760"/>
       </w:tblGrid>
       <w:tr>
-        <w:tblPrEx>
-          <w:tblCellMar>
-            <w:top w:w="0" w:type="dxa"/>
-            <w:bottom w:w="0" w:type="dxa"/>
-          </w:tblCellMar>
-        </w:tblPrEx>
         <w:tc>
           <w:tcPr>
             <w:tcW w:w="3600" w:type="dxa"/>
@@ -13857,12 +13113,6 @@
         <w:gridCol w:w="5760"/>
       </w:tblGrid>
       <w:tr>
-        <w:tblPrEx>
-          <w:tblCellMar>
-            <w:top w:w="0" w:type="dxa"/>
-            <w:bottom w:w="0" w:type="dxa"/>
-          </w:tblCellMar>
-        </w:tblPrEx>
         <w:tc>
           <w:tcPr>
             <w:tcW w:w="3600" w:type="dxa"/>
@@ -13949,12 +13199,6 @@
         <w:gridCol w:w="5760"/>
       </w:tblGrid>
       <w:tr>
-        <w:tblPrEx>
-          <w:tblCellMar>
-            <w:top w:w="0" w:type="dxa"/>
-            <w:bottom w:w="0" w:type="dxa"/>
-          </w:tblCellMar>
-        </w:tblPrEx>
         <w:tc>
           <w:tcPr>
             <w:tcW w:w="3600" w:type="dxa"/>
@@ -14041,12 +13285,6 @@
         <w:gridCol w:w="5760"/>
       </w:tblGrid>
       <w:tr>
-        <w:tblPrEx>
-          <w:tblCellMar>
-            <w:top w:w="0" w:type="dxa"/>
-            <w:bottom w:w="0" w:type="dxa"/>
-          </w:tblCellMar>
-        </w:tblPrEx>
         <w:tc>
           <w:tcPr>
             <w:tcW w:w="3600" w:type="dxa"/>
@@ -14327,12 +13565,6 @@
         <w:gridCol w:w="9360"/>
       </w:tblGrid>
       <w:tr>
-        <w:tblPrEx>
-          <w:tblCellMar>
-            <w:top w:w="0" w:type="dxa"/>
-            <w:bottom w:w="0" w:type="dxa"/>
-          </w:tblCellMar>
-        </w:tblPrEx>
         <w:tc>
           <w:tcPr>
             <w:tcW w:w="9360" w:type="dxa"/>
@@ -14387,12 +13619,6 @@
         <w:gridCol w:w="9360"/>
       </w:tblGrid>
       <w:tr>
-        <w:tblPrEx>
-          <w:tblCellMar>
-            <w:top w:w="0" w:type="dxa"/>
-            <w:bottom w:w="0" w:type="dxa"/>
-          </w:tblCellMar>
-        </w:tblPrEx>
         <w:tc>
           <w:tcPr>
             <w:tcW w:w="9360" w:type="dxa"/>
@@ -14486,12 +13712,6 @@
         <w:gridCol w:w="2340"/>
       </w:tblGrid>
       <w:tr>
-        <w:tblPrEx>
-          <w:tblCellMar>
-            <w:top w:w="0" w:type="dxa"/>
-            <w:bottom w:w="0" w:type="dxa"/>
-          </w:tblCellMar>
-        </w:tblPrEx>
         <w:trPr>
           <w:tblHeader/>
         </w:trPr>
@@ -14629,12 +13849,6 @@
         </w:tc>
       </w:tr>
       <w:tr>
-        <w:tblPrEx>
-          <w:tblCellMar>
-            <w:top w:w="0" w:type="dxa"/>
-            <w:bottom w:w="0" w:type="dxa"/>
-          </w:tblCellMar>
-        </w:tblPrEx>
         <w:tc>
           <w:tcPr>
             <w:tcW w:w="2340" w:type="dxa"/>
@@ -14749,12 +13963,6 @@
         </w:tc>
       </w:tr>
       <w:tr>
-        <w:tblPrEx>
-          <w:tblCellMar>
-            <w:top w:w="0" w:type="dxa"/>
-            <w:bottom w:w="0" w:type="dxa"/>
-          </w:tblCellMar>
-        </w:tblPrEx>
         <w:tc>
           <w:tcPr>
             <w:tcW w:w="2340" w:type="dxa"/>
@@ -14869,12 +14077,6 @@
         </w:tc>
       </w:tr>
       <w:tr>
-        <w:tblPrEx>
-          <w:tblCellMar>
-            <w:top w:w="0" w:type="dxa"/>
-            <w:bottom w:w="0" w:type="dxa"/>
-          </w:tblCellMar>
-        </w:tblPrEx>
         <w:tc>
           <w:tcPr>
             <w:tcW w:w="2340" w:type="dxa"/>
@@ -14989,12 +14191,6 @@
         </w:tc>
       </w:tr>
       <w:tr>
-        <w:tblPrEx>
-          <w:tblCellMar>
-            <w:top w:w="0" w:type="dxa"/>
-            <w:bottom w:w="0" w:type="dxa"/>
-          </w:tblCellMar>
-        </w:tblPrEx>
         <w:tc>
           <w:tcPr>
             <w:tcW w:w="2340" w:type="dxa"/>
@@ -15228,12 +14424,6 @@
         <w:gridCol w:w="9360"/>
       </w:tblGrid>
       <w:tr>
-        <w:tblPrEx>
-          <w:tblCellMar>
-            <w:top w:w="0" w:type="dxa"/>
-            <w:bottom w:w="0" w:type="dxa"/>
-          </w:tblCellMar>
-        </w:tblPrEx>
         <w:tc>
           <w:tcPr>
             <w:tcW w:w="9360" w:type="dxa"/>
@@ -15310,12 +14500,6 @@
         <w:gridCol w:w="3120"/>
       </w:tblGrid>
       <w:tr>
-        <w:tblPrEx>
-          <w:tblCellMar>
-            <w:top w:w="0" w:type="dxa"/>
-            <w:bottom w:w="0" w:type="dxa"/>
-          </w:tblCellMar>
-        </w:tblPrEx>
         <w:trPr>
           <w:tblHeader/>
         </w:trPr>
@@ -15420,12 +14604,6 @@
         </w:tc>
       </w:tr>
       <w:tr>
-        <w:tblPrEx>
-          <w:tblCellMar>
-            <w:top w:w="0" w:type="dxa"/>
-            <w:bottom w:w="0" w:type="dxa"/>
-          </w:tblCellMar>
-        </w:tblPrEx>
         <w:tc>
           <w:tcPr>
             <w:tcW w:w="3120" w:type="dxa"/>
@@ -15512,12 +14690,6 @@
         </w:tc>
       </w:tr>
       <w:tr>
-        <w:tblPrEx>
-          <w:tblCellMar>
-            <w:top w:w="0" w:type="dxa"/>
-            <w:bottom w:w="0" w:type="dxa"/>
-          </w:tblCellMar>
-        </w:tblPrEx>
         <w:tc>
           <w:tcPr>
             <w:tcW w:w="3120" w:type="dxa"/>
@@ -15604,12 +14776,6 @@
         </w:tc>
       </w:tr>
       <w:tr>
-        <w:tblPrEx>
-          <w:tblCellMar>
-            <w:top w:w="0" w:type="dxa"/>
-            <w:bottom w:w="0" w:type="dxa"/>
-          </w:tblCellMar>
-        </w:tblPrEx>
         <w:tc>
           <w:tcPr>
             <w:tcW w:w="3120" w:type="dxa"/>
@@ -15696,12 +14862,6 @@
         </w:tc>
       </w:tr>
       <w:tr>
-        <w:tblPrEx>
-          <w:tblCellMar>
-            <w:top w:w="0" w:type="dxa"/>
-            <w:bottom w:w="0" w:type="dxa"/>
-          </w:tblCellMar>
-        </w:tblPrEx>
         <w:tc>
           <w:tcPr>
             <w:tcW w:w="3120" w:type="dxa"/>
@@ -15788,12 +14948,6 @@
         </w:tc>
       </w:tr>
       <w:tr>
-        <w:tblPrEx>
-          <w:tblCellMar>
-            <w:top w:w="0" w:type="dxa"/>
-            <w:bottom w:w="0" w:type="dxa"/>
-          </w:tblCellMar>
-        </w:tblPrEx>
         <w:tc>
           <w:tcPr>
             <w:tcW w:w="3120" w:type="dxa"/>
@@ -15880,12 +15034,6 @@
         </w:tc>
       </w:tr>
       <w:tr>
-        <w:tblPrEx>
-          <w:tblCellMar>
-            <w:top w:w="0" w:type="dxa"/>
-            <w:bottom w:w="0" w:type="dxa"/>
-          </w:tblCellMar>
-        </w:tblPrEx>
         <w:tc>
           <w:tcPr>
             <w:tcW w:w="3120" w:type="dxa"/>
@@ -15972,12 +15120,6 @@
         </w:tc>
       </w:tr>
       <w:tr>
-        <w:tblPrEx>
-          <w:tblCellMar>
-            <w:top w:w="0" w:type="dxa"/>
-            <w:bottom w:w="0" w:type="dxa"/>
-          </w:tblCellMar>
-        </w:tblPrEx>
         <w:tc>
           <w:tcPr>
             <w:tcW w:w="3120" w:type="dxa"/>
@@ -16064,12 +15206,6 @@
         </w:tc>
       </w:tr>
       <w:tr>
-        <w:tblPrEx>
-          <w:tblCellMar>
-            <w:top w:w="0" w:type="dxa"/>
-            <w:bottom w:w="0" w:type="dxa"/>
-          </w:tblCellMar>
-        </w:tblPrEx>
         <w:tc>
           <w:tcPr>
             <w:tcW w:w="3120" w:type="dxa"/>
@@ -16156,12 +15292,6 @@
         </w:tc>
       </w:tr>
       <w:tr>
-        <w:tblPrEx>
-          <w:tblCellMar>
-            <w:top w:w="0" w:type="dxa"/>
-            <w:bottom w:w="0" w:type="dxa"/>
-          </w:tblCellMar>
-        </w:tblPrEx>
         <w:tc>
           <w:tcPr>
             <w:tcW w:w="3120" w:type="dxa"/>
@@ -16248,12 +15378,6 @@
         </w:tc>
       </w:tr>
       <w:tr>
-        <w:tblPrEx>
-          <w:tblCellMar>
-            <w:top w:w="0" w:type="dxa"/>
-            <w:bottom w:w="0" w:type="dxa"/>
-          </w:tblCellMar>
-        </w:tblPrEx>
         <w:tc>
           <w:tcPr>
             <w:tcW w:w="3120" w:type="dxa"/>
@@ -16340,12 +15464,6 @@
         </w:tc>
       </w:tr>
       <w:tr>
-        <w:tblPrEx>
-          <w:tblCellMar>
-            <w:top w:w="0" w:type="dxa"/>
-            <w:bottom w:w="0" w:type="dxa"/>
-          </w:tblCellMar>
-        </w:tblPrEx>
         <w:tc>
           <w:tcPr>
             <w:tcW w:w="3120" w:type="dxa"/>
@@ -16458,12 +15576,6 @@
         <w:gridCol w:w="9360"/>
       </w:tblGrid>
       <w:tr>
-        <w:tblPrEx>
-          <w:tblCellMar>
-            <w:top w:w="0" w:type="dxa"/>
-            <w:bottom w:w="0" w:type="dxa"/>
-          </w:tblCellMar>
-        </w:tblPrEx>
         <w:tc>
           <w:tcPr>
             <w:tcW w:w="9360" w:type="dxa"/>
@@ -16486,7 +15598,13 @@
               <w:rPr>
                 <w:color w:val="0F766E"/>
               </w:rPr>
-              <w:t>FinGuard v1.0 — Complete. The system is fully functional locally. Model trained, backend running, database saving, frontend connected. Ready for deployment when needed.</w:t>
+              <w:t>Creditsight</w:t>
+            </w:r>
+            <w:r>
+              <w:rPr>
+                <w:color w:val="0F766E"/>
+              </w:rPr>
+              <w:t xml:space="preserve"> v1.0 — Complete. The system is fully functional locally. Model trained, backend running, database saving, frontend connected. Ready for deployment when needed.</w:t>
             </w:r>
           </w:p>
         </w:tc>
